--- a/en/wisdom-stories/puppies-for-sale.docx
+++ b/en/wisdom-stories/puppies-for-sale.docx
@@ -3,113 +3,183 @@
 <w:document xmlns:wpc="http://schemas.microsoft.com/office/word/2010/wordprocessingCanvas" xmlns:mo="http://schemas.microsoft.com/office/mac/office/2008/main" xmlns:mc="http://schemas.openxmlformats.org/markup-compatibility/2006" xmlns:mv="urn:schemas-microsoft-com:mac:vml" xmlns:o="urn:schemas-microsoft-com:office:office" xmlns:r="http://schemas.openxmlformats.org/officeDocument/2006/relationships" xmlns:m="http://schemas.openxmlformats.org/officeDocument/2006/math" xmlns:v="urn:schemas-microsoft-com:vml" xmlns:wp14="http://schemas.microsoft.com/office/word/2010/wordprocessingDrawing" xmlns:wp="http://schemas.openxmlformats.org/drawingml/2006/wordprocessingDrawing" xmlns:w10="urn:schemas-microsoft-com:office:word" xmlns:w="http://schemas.openxmlformats.org/wordprocessingml/2006/main" xmlns:w14="http://schemas.microsoft.com/office/word/2010/wordml" xmlns:wpg="http://schemas.microsoft.com/office/word/2010/wordprocessingGroup" xmlns:wpi="http://schemas.microsoft.com/office/word/2010/wordprocessingInk" xmlns:wne="http://schemas.microsoft.com/office/word/2006/wordml" xmlns:wps="http://schemas.microsoft.com/office/word/2010/wordprocessingShape" mc:Ignorable="w14 wp14">
   <w:body>
     <w:p>
+      <w:pPr>
+        <w:pStyle w:val="Title"/>
+      </w:pPr>
       <w:r>
-        <w:t>Puppies for sale</w:t>
+        <w:t>Puppies for Sale</w:t>
       </w:r>
     </w:p>
     <w:p>
+      <w:pPr>
+        <w:spacing w:after="80"/>
+      </w:pPr>
       <w:r>
         <w:t>A little boy entered the shop after seeing a sign in the window saying “We have puppies for sale.”</w:t>
       </w:r>
     </w:p>
     <w:p>
+      <w:pPr>
+        <w:spacing w:after="80"/>
+      </w:pPr>
       <w:r>
         <w:t>“How much do you sell puppies for?” he asked.</w:t>
       </w:r>
     </w:p>
     <w:p>
+      <w:pPr>
+        <w:spacing w:after="80"/>
+      </w:pPr>
       <w:r>
         <w:t>“Between thirty and fifty dollars. Each one has a different price,” said the shopkeeper.</w:t>
       </w:r>
     </w:p>
     <w:p>
+      <w:pPr>
+        <w:spacing w:after="80"/>
+      </w:pPr>
       <w:r>
-        <w:t>The little boy reached into his pocket, took out all the money he had, and placed it in front of the shopkeeper, then counted it all carefully. Finally, in a disappointed voice, he said,</w:t>
+        <w:t>The boy emptied his pocket onto the counter and carefully counted the money.</w:t>
       </w:r>
     </w:p>
     <w:p>
+      <w:pPr>
+        <w:spacing w:after="80"/>
+      </w:pPr>
       <w:r>
-        <w:t>“All I have is thirteen dollars and twenty-seven cents,” he said. Then, taking a deep breath, he asked,</w:t>
+        <w:t>“I only have thirteen dollars and twenty-seven cents,” he said, disappointed. Then he looked up.</w:t>
       </w:r>
     </w:p>
     <w:p>
+      <w:pPr>
+        <w:spacing w:after="80"/>
+      </w:pPr>
       <w:r>
         <w:t>“Can I at least see the puppies?”</w:t>
       </w:r>
     </w:p>
     <w:p>
+      <w:pPr/>
       <w:r>
-        <w:t>The shopkeeper smiled and called to his lady in the back room to bring the puppies. A moment later, the lady came out of the room, followed by five fluffy, plump puppies. However, one of the puppies was walking with great difficulty. The boy looked at the puppy:</w:t>
+        <w:t>The shopkeeper smiled and called to his wife. She came from the back room with five plump, fluffy puppies following her. One struggled to keep up. The boy pointed to it.</w:t>
       </w:r>
     </w:p>
     <w:p>
+      <w:pPr>
+        <w:spacing w:after="80"/>
+      </w:pPr>
       <w:r>
         <w:t>“What’s wrong with him? Why can’t he walk?” he asked.</w:t>
       </w:r>
     </w:p>
     <w:p>
+      <w:pPr>
+        <w:spacing w:after="80"/>
+      </w:pPr>
       <w:r>
-        <w:t>“Our vet said that his tibia was congenitally deformed. He will never be able to walk comfortably, - the shopkeeper replied”.</w:t>
+        <w:t>“The vet says he was born with a malformed leg bone. Walking will always be difficult for him.”</w:t>
       </w:r>
     </w:p>
     <w:p>
+      <w:pPr>
+        <w:spacing w:after="80"/>
+      </w:pPr>
       <w:r>
-        <w:t>Hearing this, the boy was excited:</w:t>
+        <w:t>The boy’s face lit up.</w:t>
       </w:r>
     </w:p>
     <w:p>
+      <w:pPr>
+        <w:spacing w:after="80"/>
+      </w:pPr>
       <w:r>
-        <w:t>“I want to buy this puppy,” the shopkeeper said:</w:t>
+        <w:t>“That’s the puppy I want.”</w:t>
       </w:r>
     </w:p>
     <w:p>
+      <w:pPr>
+        <w:spacing w:after="80"/>
+      </w:pPr>
       <w:r>
-        <w:t>“I don't think you want to buy it, my son. If you want, I'll give it to you.”</w:t>
+        <w:t>“You don’t need to buy that one, son. You can have him for free.”</w:t>
       </w:r>
     </w:p>
     <w:p>
+      <w:pPr>
+        <w:spacing w:after="80"/>
+      </w:pPr>
       <w:r>
         <w:t>The little boy was very angry. He looked the shopkeeper straight in the eye and said:</w:t>
       </w:r>
     </w:p>
     <w:p>
+      <w:pPr/>
       <w:r>
-        <w:t>“I don't want you to give him to me. That puppy is as valuable as any other. I can give you thirteen dollars and twenty-seven cents now, but I'll bring you five dollars every week until I get thirty dollars,” he said.</w:t>
+        <w:t>“I don’t want him for free. He’s worth just as much as the others. I’ll give you what I have now, then bring five dollars every week until I’ve paid thirty.”</w:t>
       </w:r>
     </w:p>
     <w:p>
+      <w:pPr>
+        <w:spacing w:after="80"/>
+      </w:pPr>
       <w:r>
         <w:t>The shopkeeper said:</w:t>
       </w:r>
     </w:p>
     <w:p>
+      <w:pPr>
+        <w:spacing w:after="80"/>
+      </w:pPr>
       <w:r>
-        <w:t>“You really don't want that puppy, my son. He won't be able to run and play with you like the others,” the little boy said:</w:t>
+        <w:t>“But he won’t be able to run and play with you like the others.”</w:t>
       </w:r>
     </w:p>
     <w:p>
+      <w:pPr/>
       <w:r>
-        <w:t>“But we have to give him a chance, he's as valuable as any puppy,” he rebelled. Then he bent down and slowly pulled up the hem of his trousers and showed his leg, which was injured by polio, and the iron supports on it. Then he turned to the man and said in a soft voice:</w:t>
+        <w:t>“He still deserves a chance.” The boy bent down and raised his trouser leg, revealing a leg weakened by polio and supported by a metal brace. He looked up and spoke softly.</w:t>
       </w:r>
     </w:p>
     <w:p>
+      <w:pPr>
+        <w:keepNext/>
+        <w:spacing w:after="80"/>
+      </w:pPr>
       <w:r>
-        <w:t>— Uncle, I can't run and play either. This little one and I need friends who will understand and support us.</w:t>
+        <w:t>“I can’t run and play either. We both need a friend who understands.”</w:t>
       </w:r>
     </w:p>
     <w:p>
+      <w:pPr>
+        <w:keepNext/>
+        <w:keepLines/>
+        <w:spacing w:before="160"/>
+      </w:pPr>
       <w:r>
-        <w:t>Moral: Every living thing needs a friend who will understand and support it. The one who is different is just as valuable as the others; we need to give him a chance.</w:t>
+        <w:rPr>
+          <w:b/>
+        </w:rPr>
+        <w:t>Moral:</w:t>
+      </w:r>
+      <w:r>
+        <w:t xml:space="preserve"> Every living thing needs a friend who will understand and support it. The one who is different is just as valuable as the others; we need to give him a chance.</w:t>
       </w:r>
     </w:p>
     <w:p>
+      <w:pPr>
+        <w:spacing w:after="80"/>
+      </w:pPr>
       <w:r>
-        <w:t>The story was obtained from open Internet sources.</w:t>
+        <w:rPr>
+          <w:i/>
+          <w:sz w:val="18"/>
+        </w:rPr>
+        <w:t>Source: Publicly available internet sources.</w:t>
       </w:r>
     </w:p>
     <w:sectPr>
       <w:pgSz w:w="12240" w:h="15840"/>
-      <w:pgMar w:top="1440" w:right="1800" w:bottom="1440" w:left="1800" w:header="720" w:footer="720" w:gutter="0"/>
+      <w:pgMar w:top="1080" w:right="1224" w:bottom="1080" w:left="1224" w:header="720" w:footer="720" w:gutter="0"/>
       <w:cols w:space="720"/>
       <w:docGrid w:linePitch="360"/>
     </w:sectPr>
@@ -480,6 +550,16 @@
     <w:name w:val="Normal"/>
     <w:qFormat/>
     <w:rsid w:val="00FC693F"/>
+    <w:pPr>
+      <w:widowControl/>
+      <w:spacing w:after="120" w:line="259" w:lineRule="auto"/>
+    </w:pPr>
+    <w:rPr>
+      <w:rFonts w:ascii="Arial" w:hAnsi="Arial"/>
+      <w:color w:val="000000"/>
+      <w:sz w:val="22"/>
+      <w:lang w:val="en-US"/>
+    </w:rPr>
   </w:style>
   <w:style w:type="paragraph" w:styleId="Header">
     <w:name w:val="header"/>
@@ -822,18 +902,17 @@
     <w:qFormat/>
     <w:rsid w:val="00FC693F"/>
     <w:pPr>
-      <w:pBdr>
-        <w:bottom w:val="single" w:sz="8" w:space="4" w:color="4F81BD" w:themeColor="accent1"/>
-      </w:pBdr>
-      <w:spacing w:after="300" w:line="240" w:lineRule="auto"/>
+      <w:keepNext/>
+      <w:spacing w:after="280" w:line="240" w:lineRule="auto"/>
       <w:contextualSpacing/>
     </w:pPr>
     <w:rPr>
-      <w:rFonts w:asciiTheme="majorHAnsi" w:eastAsiaTheme="majorEastAsia" w:hAnsiTheme="majorHAnsi" w:cstheme="majorBidi"/>
-      <w:color w:val="17365D" w:themeColor="text2" w:themeShade="BF"/>
+      <w:rFonts w:asciiTheme="majorHAnsi" w:eastAsiaTheme="majorEastAsia" w:hAnsiTheme="majorHAnsi" w:cstheme="majorBidi" w:ascii="Arial" w:hAnsi="Arial"/>
+      <w:b/>
+      <w:color w:val="000000"/>
       <w:spacing w:val="5"/>
       <w:kern w:val="28"/>
-      <w:sz w:val="52"/>
+      <w:sz w:val="34"/>
       <w:szCs w:val="52"/>
     </w:rPr>
   </w:style>
@@ -1309,9 +1388,6 @@
     <w:qFormat/>
     <w:rsid w:val="00FC693F"/>
     <w:pPr>
-      <w:pBdr>
-        <w:bottom w:val="single" w:sz="4" w:space="4" w:color="4F81BD" w:themeColor="accent1"/>
-      </w:pBdr>
       <w:spacing w:before="200" w:after="280"/>
       <w:ind w:left="936" w:right="936"/>
     </w:pPr>

--- a/en/wisdom-stories/puppies-for-sale.docx
+++ b/en/wisdom-stories/puppies-for-sale.docx
@@ -47,7 +47,7 @@
         <w:spacing w:after="80"/>
       </w:pPr>
       <w:r>
-        <w:t>“I only have thirteen dollars and twenty-seven cents,” he said, disappointed. Then he looked up.</w:t>
+        <w:t>“I only have thirteen dollars and twenty-seven cents,” he said, disappointed. Then he took a deep breath.</w:t>
       </w:r>
     </w:p>
     <w:p>
@@ -61,7 +61,7 @@
     <w:p>
       <w:pPr/>
       <w:r>
-        <w:t>The shopkeeper smiled and called to his wife. She came from the back room with five plump, fluffy puppies following her. One struggled to keep up. The boy pointed to it.</w:t>
+        <w:t>The shopkeeper smiled and called to his wife. She came from the back room with five plump, fluffy puppies following her. One struggled to keep up. The boy fixed his eyes on that puppy.</w:t>
       </w:r>
     </w:p>
     <w:p>
@@ -77,7 +77,7 @@
         <w:spacing w:after="80"/>
       </w:pPr>
       <w:r>
-        <w:t>“The vet says he was born with a malformed leg bone. Walking will always be difficult for him.”</w:t>
+        <w:t>“The vet says he was born with a congenitally defective fibula. Walking will always be difficult for him.”</w:t>
       </w:r>
     </w:p>
     <w:p>
@@ -101,7 +101,7 @@
         <w:spacing w:after="80"/>
       </w:pPr>
       <w:r>
-        <w:t>“You don’t need to buy that one, son. You can have him for free.”</w:t>
+        <w:t>“I don’t think you’ll want to buy him, my child. You can have him for free.”</w:t>
       </w:r>
     </w:p>
     <w:p>
@@ -131,13 +131,13 @@
         <w:spacing w:after="80"/>
       </w:pPr>
       <w:r>
-        <w:t>“But he won’t be able to run and play with you like the others.”</w:t>
+        <w:t>“You won’t really want that puppy, son. He won’t be able to run and play with you like the others.”</w:t>
       </w:r>
     </w:p>
     <w:p>
       <w:pPr/>
       <w:r>
-        <w:t>“He still deserves a chance.” The boy bent down and raised his trouser leg, revealing a leg weakened by polio and supported by a metal brace. He looked up and spoke softly.</w:t>
+        <w:t>“But we should give him a chance too. He is as valuable as the other puppies.” The boy bent down and raised his trouser leg, revealing a leg weakened by polio and supported by metal braces. He looked up and spoke softly.</w:t>
       </w:r>
     </w:p>
     <w:p>
@@ -146,7 +146,7 @@
         <w:spacing w:after="80"/>
       </w:pPr>
       <w:r>
-        <w:t>“I can’t run and play either. We both need a friend who understands.”</w:t>
+        <w:t>“I can’t run and play either. This puppy and I both need friends who will understand us and stand by us.”</w:t>
       </w:r>
     </w:p>
     <w:p>
@@ -159,11 +159,9 @@
         <w:rPr>
           <w:b/>
         </w:rPr>
-        <w:t>Moral:</w:t>
+        <w:t>Moral: Every living thing needs a friend who will understand and support it. The one who is different is just as valuable as the others; we need to give him a chance.</w:t>
       </w:r>
-      <w:r>
-        <w:t xml:space="preserve"> Every living thing needs a friend who will understand and support it. The one who is different is just as valuable as the others; we need to give him a chance.</w:t>
-      </w:r>
+      <w:r/>
     </w:p>
     <w:p>
       <w:pPr>
@@ -174,7 +172,7 @@
           <w:i/>
           <w:sz w:val="18"/>
         </w:rPr>
-        <w:t>Source: Publicly available internet sources.</w:t>
+        <w:t>Stories are taken from open Internet sources; illustrations were created with AI.</w:t>
       </w:r>
     </w:p>
     <w:sectPr>
